--- a/會議記錄/2025.09.29.docx
+++ b/會議記錄/2025.09.29.docx
@@ -4,6 +4,9 @@
   <w:body>
     <w:p>
       <w:r>
+        <w:rPr>
+          <w:noProof/>
+        </w:rPr>
         <w:drawing>
           <wp:inline distT="0" distB="0" distL="0" distR="0" wp14:anchorId="760378AA" wp14:editId="73FD4B30">
             <wp:extent cx="5274310" cy="2613660"/>
@@ -99,12 +102,14 @@
         </w:rPr>
         <w:t>可能跟</w:t>
       </w:r>
+      <w:proofErr w:type="spellStart"/>
       <w:r>
         <w:rPr>
           <w:rFonts w:hint="eastAsia"/>
         </w:rPr>
         <w:t>fdd</w:t>
       </w:r>
+      <w:proofErr w:type="spellEnd"/>
       <w:r>
         <w:rPr>
           <w:rFonts w:hint="eastAsia"/>
@@ -218,6 +223,14 @@
       </w:r>
     </w:p>
     <w:p>
+      <w:r>
+        <w:rPr>
+          <w:rFonts w:hint="eastAsia"/>
+        </w:rPr>
+        <w:t>修問題</w:t>
+      </w:r>
+    </w:p>
+    <w:p>
       <w:pPr>
         <w:rPr>
           <w:rFonts w:hint="eastAsia"/>
@@ -227,15 +240,27 @@
         <w:rPr>
           <w:rFonts w:hint="eastAsia"/>
         </w:rPr>
-        <w:t>修問題</w:t>
-      </w:r>
-    </w:p>
-    <w:p>
-      <w:pPr>
-        <w:rPr>
-          <w:rFonts w:hint="eastAsia"/>
-        </w:rPr>
-      </w:pPr>
+        <w:lastRenderedPageBreak/>
+        <w:t>35</w:t>
+      </w:r>
+      <w:r>
+        <w:rPr>
+          <w:rFonts w:hint="eastAsia"/>
+        </w:rPr>
+        <w:t>繼續修復審文件還有地圖風格統一</w:t>
+      </w:r>
+      <w:r>
+        <w:rPr>
+          <w:rFonts w:hint="eastAsia"/>
+        </w:rPr>
+        <w:t xml:space="preserve"> </w:t>
+      </w:r>
+      <w:r>
+        <w:rPr>
+          <w:rFonts w:hint="eastAsia"/>
+        </w:rPr>
+        <w:t>主頁也要修</w:t>
+      </w:r>
     </w:p>
     <w:sectPr>
       <w:pgSz w:w="11906" w:h="16838"/>

--- a/會議記錄/2025.09.29.docx
+++ b/會議記錄/2025.09.29.docx
@@ -102,14 +102,12 @@
         </w:rPr>
         <w:t>可能跟</w:t>
       </w:r>
-      <w:proofErr w:type="spellStart"/>
       <w:r>
         <w:rPr>
           <w:rFonts w:hint="eastAsia"/>
         </w:rPr>
         <w:t>fdd</w:t>
       </w:r>
-      <w:proofErr w:type="spellEnd"/>
       <w:r>
         <w:rPr>
           <w:rFonts w:hint="eastAsia"/>
@@ -231,11 +229,6 @@
       </w:r>
     </w:p>
     <w:p>
-      <w:pPr>
-        <w:rPr>
-          <w:rFonts w:hint="eastAsia"/>
-        </w:rPr>
-      </w:pPr>
       <w:r>
         <w:rPr>
           <w:rFonts w:hint="eastAsia"/>
@@ -260,6 +253,58 @@
           <w:rFonts w:hint="eastAsia"/>
         </w:rPr>
         <w:t>主頁也要修</w:t>
+      </w:r>
+    </w:p>
+    <w:p/>
+    <w:p>
+      <w:r>
+        <w:rPr>
+          <w:rFonts w:hint="eastAsia"/>
+        </w:rPr>
+        <w:t>42</w:t>
+      </w:r>
+    </w:p>
+    <w:p>
+      <w:r>
+        <w:rPr>
+          <w:rFonts w:hint="eastAsia"/>
+        </w:rPr>
+        <w:t>確認之前程式頁面是否統一</w:t>
+      </w:r>
+    </w:p>
+    <w:p>
+      <w:r>
+        <w:rPr>
+          <w:rFonts w:hint="eastAsia"/>
+        </w:rPr>
+        <w:t>競賽報名</w:t>
+      </w:r>
+    </w:p>
+    <w:p>
+      <w:pPr>
+        <w:rPr>
+          <w:rFonts w:hint="eastAsia"/>
+        </w:rPr>
+      </w:pPr>
+      <w:r>
+        <w:rPr>
+          <w:rFonts w:hint="eastAsia"/>
+        </w:rPr>
+        <w:t>文件和簡報</w:t>
+      </w:r>
+    </w:p>
+    <w:p/>
+    <w:p>
+      <w:pPr>
+        <w:rPr>
+          <w:rFonts w:hint="eastAsia"/>
+        </w:rPr>
+      </w:pPr>
+      <w:r>
+        <w:rPr>
+          <w:rFonts w:hint="eastAsia"/>
+        </w:rPr>
+        <w:t>45</w:t>
       </w:r>
     </w:p>
     <w:sectPr>
